--- a/l4/int250-B1-02-L4-67130500056-Atcharayu.docx
+++ b/l4/int250-B1-02-L4-67130500056-Atcharayu.docx
@@ -943,24 +943,61 @@
                 <w:sz w:val="28"/>
                 <w:szCs w:val="32"/>
               </w:rPr>
-              <w:t>Vite.js</w:t>
-            </w:r>
-          </w:p>
-          <w:p>
-            <w:pPr>
+              <w:t>V</w:t>
+            </w:r>
+            <w:r>
               <w:rPr>
                 <w:rFonts w:ascii="TH SarabunPSK" w:hAnsi="TH SarabunPSK" w:cs="TH SarabunPSK"/>
                 <w:color w:val="7F7F7F" w:themeColor="text1" w:themeTint="80"/>
                 <w:sz w:val="28"/>
                 <w:szCs w:val="32"/>
               </w:rPr>
-            </w:pPr>
+              <w:t>u</w:t>
+            </w:r>
             <w:r>
               <w:rPr>
                 <w:rFonts w:ascii="TH SarabunPSK" w:hAnsi="TH SarabunPSK" w:cs="TH SarabunPSK"/>
                 <w:color w:val="7F7F7F" w:themeColor="text1" w:themeTint="80"/>
                 <w:sz w:val="28"/>
                 <w:szCs w:val="32"/>
+              </w:rPr>
+              <w:t>e.js</w:t>
+            </w:r>
+          </w:p>
+          <w:p>
+            <w:pPr>
+              <w:rPr>
+                <w:rFonts w:ascii="TH SarabunPSK" w:hAnsi="TH SarabunPSK" w:cs="TH SarabunPSK"/>
+                <w:color w:val="7F7F7F" w:themeColor="text1" w:themeTint="80"/>
+                <w:sz w:val="28"/>
+                <w:szCs w:val="32"/>
+              </w:rPr>
+            </w:pPr>
+            <w:r>
+              <w:rPr>
+                <w:rFonts w:ascii="TH SarabunPSK" w:hAnsi="TH SarabunPSK" w:cs="TH SarabunPSK"/>
+                <w:color w:val="7F7F7F" w:themeColor="text1" w:themeTint="80"/>
+                <w:sz w:val="28"/>
+                <w:szCs w:val="32"/>
+              </w:rPr>
+              <w:t>- Vite</w:t>
+            </w:r>
+          </w:p>
+          <w:p>
+            <w:pPr>
+              <w:rPr>
+                <w:rFonts w:ascii="TH SarabunPSK" w:hAnsi="TH SarabunPSK" w:cs="TH SarabunPSK"/>
+                <w:color w:val="7F7F7F" w:themeColor="text1" w:themeTint="80"/>
+                <w:sz w:val="28"/>
+                <w:szCs w:val="32"/>
+              </w:rPr>
+            </w:pPr>
+            <w:r>
+              <w:rPr>
+                <w:rFonts w:ascii="TH SarabunPSK" w:hAnsi="TH SarabunPSK" w:cs="TH SarabunPSK"/>
+                <w:color w:val="7F7F7F" w:themeColor="text1" w:themeTint="80"/>
+                <w:sz w:val="28"/>
+                <w:szCs w:val="32"/>
                 <w:cs/>
               </w:rPr>
               <w:t xml:space="preserve">- </w:t>
@@ -972,9 +1009,8 @@
                 <w:sz w:val="28"/>
                 <w:szCs w:val="32"/>
               </w:rPr>
-              <w:t xml:space="preserve">Tailwind </w:t>
-            </w:r>
-            <w:proofErr w:type="spellStart"/>
+              <w:t>Tailwind Fram</w:t>
+            </w:r>
             <w:r>
               <w:rPr>
                 <w:rFonts w:ascii="TH SarabunPSK" w:hAnsi="TH SarabunPSK" w:cs="TH SarabunPSK"/>
@@ -982,9 +1018,17 @@
                 <w:sz w:val="28"/>
                 <w:szCs w:val="32"/>
               </w:rPr>
-              <w:t>Framwork</w:t>
-            </w:r>
-            <w:proofErr w:type="spellEnd"/>
+              <w:t>e</w:t>
+            </w:r>
+            <w:r>
+              <w:rPr>
+                <w:rFonts w:ascii="TH SarabunPSK" w:hAnsi="TH SarabunPSK" w:cs="TH SarabunPSK"/>
+                <w:color w:val="7F7F7F" w:themeColor="text1" w:themeTint="80"/>
+                <w:sz w:val="28"/>
+                <w:szCs w:val="32"/>
+              </w:rPr>
+              <w:t>work</w:t>
+            </w:r>
           </w:p>
           <w:p>
             <w:pPr>
@@ -1687,7 +1731,6 @@
               <w:t xml:space="preserve">const props = </w:t>
             </w:r>
             <w:proofErr w:type="spellStart"/>
-            <w:proofErr w:type="gramStart"/>
             <w:r>
               <w:rPr>
                 <w:rFonts w:ascii="TH SarabunPSK" w:hAnsi="TH SarabunPSK" w:cs="TH SarabunPSK"/>
@@ -1703,16 +1746,7 @@
                 <w:sz w:val="28"/>
                 <w:szCs w:val="32"/>
               </w:rPr>
-              <w:t>(</w:t>
-            </w:r>
-            <w:proofErr w:type="gramEnd"/>
-            <w:r>
-              <w:rPr>
-                <w:rFonts w:ascii="TH SarabunPSK" w:hAnsi="TH SarabunPSK" w:cs="TH SarabunPSK"/>
-                <w:sz w:val="28"/>
-                <w:szCs w:val="32"/>
-              </w:rPr>
-              <w:t>{</w:t>
+              <w:t>({</w:t>
             </w:r>
           </w:p>
           <w:p>
@@ -1941,60 +1975,42 @@
                 <w:sz w:val="28"/>
                 <w:szCs w:val="32"/>
               </w:rPr>
+              <w:t xml:space="preserve"> hover:-translate-y-3 </w:t>
+            </w:r>
+            <w:r>
+              <w:rPr>
+                <w:rFonts w:ascii="TH SarabunPSK" w:hAnsi="TH SarabunPSK" w:cs="TH SarabunPSK"/>
+                <w:sz w:val="28"/>
+                <w:szCs w:val="32"/>
+                <w:cs/>
+              </w:rPr>
+              <w:t>เพื่อให้การ์ดยกตัวขึ้น และ</w:t>
+            </w:r>
+            <w:r>
+              <w:rPr>
+                <w:rFonts w:ascii="TH SarabunPSK" w:hAnsi="TH SarabunPSK" w:cs="TH SarabunPSK"/>
+                <w:sz w:val="28"/>
+                <w:szCs w:val="32"/>
+              </w:rPr>
+              <w:t xml:space="preserve"> transition-all </w:t>
+            </w:r>
+            <w:r>
+              <w:rPr>
+                <w:rFonts w:ascii="TH SarabunPSK" w:hAnsi="TH SarabunPSK" w:cs="TH SarabunPSK"/>
+                <w:sz w:val="28"/>
+                <w:szCs w:val="32"/>
+                <w:cs/>
+              </w:rPr>
+              <w:t>เพื่อความนุ่มนวล</w:t>
+            </w:r>
+            <w:r>
+              <w:rPr>
+                <w:rFonts w:ascii="TH SarabunPSK" w:hAnsi="TH SarabunPSK" w:cs="TH SarabunPSK"/>
+                <w:sz w:val="28"/>
+                <w:szCs w:val="32"/>
+              </w:rPr>
               <w:t xml:space="preserve"> </w:t>
             </w:r>
-            <w:proofErr w:type="gramStart"/>
-            <w:r>
-              <w:rPr>
-                <w:rFonts w:ascii="TH SarabunPSK" w:hAnsi="TH SarabunPSK" w:cs="TH SarabunPSK"/>
-                <w:sz w:val="28"/>
-                <w:szCs w:val="32"/>
-              </w:rPr>
-              <w:t>hover:-</w:t>
-            </w:r>
-            <w:proofErr w:type="gramEnd"/>
-            <w:r>
-              <w:rPr>
-                <w:rFonts w:ascii="TH SarabunPSK" w:hAnsi="TH SarabunPSK" w:cs="TH SarabunPSK"/>
-                <w:sz w:val="28"/>
-                <w:szCs w:val="32"/>
-              </w:rPr>
-              <w:t xml:space="preserve">translate-y-3 </w:t>
-            </w:r>
-            <w:r>
-              <w:rPr>
-                <w:rFonts w:ascii="TH SarabunPSK" w:hAnsi="TH SarabunPSK" w:cs="TH SarabunPSK"/>
-                <w:sz w:val="28"/>
-                <w:szCs w:val="32"/>
-                <w:cs/>
-              </w:rPr>
-              <w:t>เพื่อให้การ์ดยกตัวขึ้น และ</w:t>
-            </w:r>
-            <w:r>
-              <w:rPr>
-                <w:rFonts w:ascii="TH SarabunPSK" w:hAnsi="TH SarabunPSK" w:cs="TH SarabunPSK"/>
-                <w:sz w:val="28"/>
-                <w:szCs w:val="32"/>
-              </w:rPr>
-              <w:t xml:space="preserve"> transition-all </w:t>
-            </w:r>
-            <w:r>
-              <w:rPr>
-                <w:rFonts w:ascii="TH SarabunPSK" w:hAnsi="TH SarabunPSK" w:cs="TH SarabunPSK"/>
-                <w:sz w:val="28"/>
-                <w:szCs w:val="32"/>
-                <w:cs/>
-              </w:rPr>
-              <w:t>เพื่อความนุ่มนวล</w:t>
-            </w:r>
-            <w:r>
-              <w:rPr>
-                <w:rFonts w:ascii="TH SarabunPSK" w:hAnsi="TH SarabunPSK" w:cs="TH SarabunPSK"/>
-                <w:sz w:val="28"/>
-                <w:szCs w:val="32"/>
-              </w:rPr>
-              <w:t xml:space="preserve"> </w:t>
-            </w:r>
           </w:p>
           <w:p>
             <w:pPr>
@@ -2045,43 +2061,7 @@
                 <w:sz w:val="28"/>
                 <w:szCs w:val="32"/>
               </w:rPr>
-              <w:t xml:space="preserve">            transition-all duration-300 </w:t>
-            </w:r>
-            <w:proofErr w:type="gramStart"/>
-            <w:r>
-              <w:rPr>
-                <w:rFonts w:ascii="TH SarabunPSK" w:hAnsi="TH SarabunPSK" w:cs="TH SarabunPSK"/>
-                <w:sz w:val="28"/>
-                <w:szCs w:val="32"/>
-              </w:rPr>
-              <w:t>hover:-</w:t>
-            </w:r>
-            <w:proofErr w:type="gramEnd"/>
-            <w:r>
-              <w:rPr>
-                <w:rFonts w:ascii="TH SarabunPSK" w:hAnsi="TH SarabunPSK" w:cs="TH SarabunPSK"/>
-                <w:sz w:val="28"/>
-                <w:szCs w:val="32"/>
-              </w:rPr>
-              <w:t xml:space="preserve">translate-y-3 </w:t>
-            </w:r>
-            <w:proofErr w:type="gramStart"/>
-            <w:r>
-              <w:rPr>
-                <w:rFonts w:ascii="TH SarabunPSK" w:hAnsi="TH SarabunPSK" w:cs="TH SarabunPSK"/>
-                <w:sz w:val="28"/>
-                <w:szCs w:val="32"/>
-              </w:rPr>
-              <w:t>hover:shadow</w:t>
-            </w:r>
-            <w:proofErr w:type="gramEnd"/>
-            <w:r>
-              <w:rPr>
-                <w:rFonts w:ascii="TH SarabunPSK" w:hAnsi="TH SarabunPSK" w:cs="TH SarabunPSK"/>
-                <w:sz w:val="28"/>
-                <w:szCs w:val="32"/>
-              </w:rPr>
-              <w:t>-2xl"&gt;</w:t>
+              <w:t xml:space="preserve">            transition-all duration-300 hover:-translate-y-3 hover:shadow-2xl"&gt;</w:t>
             </w:r>
           </w:p>
           <w:p>
@@ -4868,6 +4848,7 @@
   <w:style w:type="character" w:default="1" w:styleId="DefaultParagraphFont">
     <w:name w:val="Default Paragraph Font"/>
     <w:uiPriority w:val="1"/>
+    <w:semiHidden/>
     <w:unhideWhenUsed/>
   </w:style>
   <w:style w:type="table" w:default="1" w:styleId="TableNormal">
@@ -5549,15 +5530,6 @@
 </file>
 
 <file path=customXml/item2.xml><?xml version="1.0" encoding="utf-8"?>
-<?mso-contentType ?>
-<FormTemplates xmlns="http://schemas.microsoft.com/sharepoint/v3/contenttype/forms">
-  <Display>DocumentLibraryForm</Display>
-  <Edit>DocumentLibraryForm</Edit>
-  <New>DocumentLibraryForm</New>
-</FormTemplates>
-</file>
-
-<file path=customXml/item3.xml><?xml version="1.0" encoding="utf-8"?>
 <ct:contentTypeSchema xmlns:ct="http://schemas.microsoft.com/office/2006/metadata/contentType" xmlns:ma="http://schemas.microsoft.com/office/2006/metadata/properties/metaAttributes" ct:_="" ma:_="" ma:contentTypeName="Document" ma:contentTypeID="0x0101008B15834F96E1534C9DFE4652D9BF3F0A" ma:contentTypeVersion="0" ma:contentTypeDescription="Create a new document." ma:contentTypeScope="" ma:versionID="8acd3d498b49945e870955d1a3191627">
   <xsd:schema xmlns:xsd="http://www.w3.org/2001/XMLSchema" xmlns:xs="http://www.w3.org/2001/XMLSchema" xmlns:p="http://schemas.microsoft.com/office/2006/metadata/properties" targetNamespace="http://schemas.microsoft.com/office/2006/metadata/properties" ma:root="true" ma:fieldsID="500c6692915ba10984c0aabd49f31b22">
     <xsd:element name="properties">
@@ -5671,6 +5643,15 @@
 </ct:contentTypeSchema>
 </file>
 
+<file path=customXml/item3.xml><?xml version="1.0" encoding="utf-8"?>
+<?mso-contentType ?>
+<FormTemplates xmlns="http://schemas.microsoft.com/sharepoint/v3/contenttype/forms">
+  <Display>DocumentLibraryForm</Display>
+  <Edit>DocumentLibraryForm</Edit>
+  <New>DocumentLibraryForm</New>
+</FormTemplates>
+</file>
+
 <file path=customXml/itemProps1.xml><?xml version="1.0" encoding="utf-8"?>
 <ds:datastoreItem xmlns:ds="http://schemas.openxmlformats.org/officeDocument/2006/customXml" ds:itemID="{E10EF22D-DBB9-4252-A375-871CFAD337E1}">
   <ds:schemaRefs>
@@ -5681,14 +5662,6 @@
 </file>
 
 <file path=customXml/itemProps2.xml><?xml version="1.0" encoding="utf-8"?>
-<ds:datastoreItem xmlns:ds="http://schemas.openxmlformats.org/officeDocument/2006/customXml" ds:itemID="{AE725E6C-80C5-4D59-852A-461117A6EC00}">
-  <ds:schemaRefs>
-    <ds:schemaRef ds:uri="http://schemas.microsoft.com/sharepoint/v3/contenttype/forms"/>
-  </ds:schemaRefs>
-</ds:datastoreItem>
-</file>
-
-<file path=customXml/itemProps3.xml><?xml version="1.0" encoding="utf-8"?>
 <ds:datastoreItem xmlns:ds="http://schemas.openxmlformats.org/officeDocument/2006/customXml" ds:itemID="{8C274BF9-D633-4BB5-AE0F-8092946F3A9F}">
   <ds:schemaRefs>
     <ds:schemaRef ds:uri="http://schemas.microsoft.com/office/2006/metadata/contentType"/>
@@ -5702,4 +5675,12 @@
     <ds:schemaRef ds:uri="http://schemas.microsoft.com/office/infopath/2007/PartnerControls"/>
   </ds:schemaRefs>
 </ds:datastoreItem>
+</file>
+
+<file path=customXml/itemProps3.xml><?xml version="1.0" encoding="utf-8"?>
+<ds:datastoreItem xmlns:ds="http://schemas.openxmlformats.org/officeDocument/2006/customXml" ds:itemID="{AE725E6C-80C5-4D59-852A-461117A6EC00}">
+  <ds:schemaRefs>
+    <ds:schemaRef ds:uri="http://schemas.microsoft.com/sharepoint/v3/contenttype/forms"/>
+  </ds:schemaRefs>
+</ds:datastoreItem>
 </file>